--- a/docs/deliverables/01 软件需求规范.docx
+++ b/docs/deliverables/01 软件需求规范.docx
@@ -386,7 +386,7 @@
                 <w:color w:val="000000"/>
                 <w:sz w:val="21"/>
               </w:rPr>
-              <w:t>完 成 日 期：  2026年9月8日</w:t>
+              <w:t>完 成 日 期：  2026年9月9日</w:t>
             </w:r>
           </w:p>
           <w:p>
@@ -707,7 +707,7 @@
                 <w:color w:val="000000"/>
                 <w:sz w:val="18"/>
               </w:rPr>
-              <w:t>2026年9月8日</w:t>
+              <w:t>2026年9月9日</w:t>
             </w:r>
           </w:p>
         </w:tc>
@@ -767,7 +767,7 @@
                 <w:color w:val="000000"/>
                 <w:sz w:val="18"/>
               </w:rPr>
-              <w:t>2026年9月8日</w:t>
+              <w:t>2026年9月9日</w:t>
             </w:r>
           </w:p>
         </w:tc>
@@ -1140,7 +1140,7 @@
                 <w:color w:val="000000"/>
                 <w:sz w:val="18"/>
               </w:rPr>
-              <w:t>2026年9月8日</w:t>
+              <w:t>2026年9月9日</w:t>
             </w:r>
           </w:p>
         </w:tc>
@@ -1410,15 +1410,11 @@
       </w:r>
     </w:p>
     <w:p>
-      <w:r>
-        <w:br w:type="page"/>
-      </w:r>
-    </w:p>
-    <w:p>
       <w:pPr>
         <w:pStyle w:val="Heading1"/>
         <w:spacing w:after="140" w:line="324" w:lineRule="auto" w:before="160"/>
         <w:keepNext/>
+        <w:pageBreakBefore/>
         <w:snapToGrid w:val="0"/>
       </w:pPr>
       <w:r>
@@ -2226,15 +2222,11 @@
       </w:r>
     </w:p>
     <w:p>
-      <w:r>
-        <w:br w:type="page"/>
-      </w:r>
-    </w:p>
-    <w:p>
       <w:pPr>
         <w:pStyle w:val="Heading1"/>
         <w:spacing w:after="140" w:line="324" w:lineRule="auto" w:before="160"/>
         <w:keepNext/>
+        <w:pageBreakBefore/>
         <w:snapToGrid w:val="0"/>
       </w:pPr>
       <w:r>
@@ -3270,15 +3262,11 @@
       </w:r>
     </w:p>
     <w:p>
-      <w:r>
-        <w:br w:type="page"/>
-      </w:r>
-    </w:p>
-    <w:p>
       <w:pPr>
         <w:pStyle w:val="Heading1"/>
         <w:spacing w:after="140" w:line="324" w:lineRule="auto" w:before="160"/>
         <w:keepNext/>
+        <w:pageBreakBefore/>
         <w:snapToGrid w:val="0"/>
       </w:pPr>
       <w:r>
@@ -3983,15 +3971,11 @@
       </w:r>
     </w:p>
     <w:p>
-      <w:r>
-        <w:br w:type="page"/>
-      </w:r>
-    </w:p>
-    <w:p>
       <w:pPr>
         <w:pStyle w:val="Heading1"/>
         <w:spacing w:after="140" w:line="324" w:lineRule="auto" w:before="160"/>
         <w:keepNext/>
+        <w:pageBreakBefore/>
         <w:snapToGrid w:val="0"/>
       </w:pPr>
       <w:r>

--- a/docs/deliverables/01 软件需求规范.docx
+++ b/docs/deliverables/01 软件需求规范.docx
@@ -56,7 +56,7 @@
               <w:t>SC-2026-01-01</w:t>
               <w:br/>
               <w:br/>
-              <w:t>软件工程项目组</w:t>
+              <w:t>软件工程实训项目组</w:t>
             </w:r>
           </w:p>
         </w:tc>
@@ -358,7 +358,7 @@
                 <w:color w:val="000000"/>
                 <w:sz w:val="21"/>
               </w:rPr>
-              <w:t>项 目 承 担 部 门：  软件工程项目组</w:t>
+              <w:t>项 目 承 担 部 门：  软件工程实训项目组</w:t>
             </w:r>
           </w:p>
           <w:p>
@@ -414,7 +414,7 @@
                 <w:color w:val="000000"/>
                 <w:sz w:val="21"/>
               </w:rPr>
-              <w:t>评审负责人（签名）：  待项目组评审</w:t>
+              <w:t>评审负责人（签名）：  周虹宏</w:t>
             </w:r>
           </w:p>
           <w:p>
@@ -428,7 +428,7 @@
                 <w:color w:val="000000"/>
                 <w:sz w:val="21"/>
               </w:rPr>
-              <w:t>评 审 日 期：  待填写</w:t>
+              <w:t>评 审 日 期：  2026年9月9日</w:t>
             </w:r>
           </w:p>
         </w:tc>
@@ -885,7 +885,7 @@
                 <w:color w:val="000000"/>
                 <w:sz w:val="18"/>
               </w:rPr>
-              <w:t>软件工程项目组</w:t>
+              <w:t>软件工程实训项目组</w:t>
             </w:r>
           </w:p>
         </w:tc>
@@ -943,7 +943,7 @@
                 <w:color w:val="000000"/>
                 <w:sz w:val="18"/>
               </w:rPr>
-              <w:t>定义十项功能、权限、统计口径及验收边界</w:t>
+              <w:t>系统功能需求、业务约束、权限矩阵与非功能验收指标说明</w:t>
             </w:r>
           </w:p>
         </w:tc>
@@ -1192,7 +1192,7 @@
                 <w:color w:val="000000"/>
                 <w:sz w:val="18"/>
               </w:rPr>
-              <w:t>按三创谷交付模板重排并与当前代码和验证证据同步</w:t>
+              <w:t>按照三创谷实训项目交付规范编制，经全员交叉评审并与实际系统代码验证基线同步</w:t>
             </w:r>
           </w:p>
         </w:tc>
@@ -1218,7 +1218,7 @@
                 <w:color w:val="000000"/>
                 <w:sz w:val="18"/>
               </w:rPr>
-              <w:t>智慧医养项目组</w:t>
+              <w:t>软件工程实训项目组</w:t>
             </w:r>
           </w:p>
         </w:tc>
@@ -1271,7 +1271,7 @@
           <w:color w:val="000000"/>
           <w:sz w:val="21"/>
         </w:rPr>
-        <w:t>1 项目目的与范围</w:t>
+        <w:t>1 引言与建设背景</w:t>
       </w:r>
     </w:p>
     <w:p>
@@ -1286,7 +1286,7 @@
           <w:color w:val="000000"/>
           <w:sz w:val="21"/>
         </w:rPr>
-        <w:t>2 用户与权限</w:t>
+        <w:t>2 系统用户角色与权限规范</w:t>
       </w:r>
     </w:p>
     <w:p>
@@ -1301,7 +1301,7 @@
           <w:color w:val="000000"/>
           <w:sz w:val="21"/>
         </w:rPr>
-        <w:t>3 工程约束</w:t>
+        <w:t>3 工程技术基线与运行环境约束</w:t>
       </w:r>
     </w:p>
     <w:p>
@@ -1316,7 +1316,7 @@
           <w:color w:val="000000"/>
           <w:sz w:val="21"/>
         </w:rPr>
-        <w:t>4 功能需求</w:t>
+        <w:t>4 系统核心功能需求规格说明</w:t>
       </w:r>
     </w:p>
     <w:p>
@@ -1331,7 +1331,7 @@
           <w:color w:val="000000"/>
           <w:sz w:val="21"/>
         </w:rPr>
-        <w:t>5 配套管理</w:t>
+        <w:t>5 核心业务数据流与配套管理机制</w:t>
       </w:r>
     </w:p>
     <w:p>
@@ -1346,7 +1346,7 @@
           <w:color w:val="000000"/>
           <w:sz w:val="21"/>
         </w:rPr>
-        <w:t>6 数据与统计口径</w:t>
+        <w:t>6 业务数据处理与统计核算口径</w:t>
       </w:r>
     </w:p>
     <w:p>
@@ -1361,7 +1361,7 @@
           <w:color w:val="000000"/>
           <w:sz w:val="21"/>
         </w:rPr>
-        <w:t>7 设备与空间规则</w:t>
+        <w:t>7 智能设备与空间地理规则</w:t>
       </w:r>
     </w:p>
     <w:p>
@@ -1376,7 +1376,7 @@
           <w:color w:val="000000"/>
           <w:sz w:val="21"/>
         </w:rPr>
-        <w:t>8 非功能需求</w:t>
+        <w:t>8 非功能性需求（NFR）与质量属性</w:t>
       </w:r>
     </w:p>
     <w:p>
@@ -1391,22 +1391,7 @@
           <w:color w:val="000000"/>
           <w:sz w:val="21"/>
         </w:rPr>
-        <w:t>9 验收与变更</w:t>
-      </w:r>
-    </w:p>
-    <w:p>
-      <w:pPr>
-        <w:spacing w:after="80" w:line="324" w:lineRule="auto"/>
-        <w:snapToGrid w:val="0"/>
-        <w:ind w:left="0"/>
-      </w:pPr>
-      <w:r>
-        <w:rPr>
-          <w:rFonts w:ascii="Times New Roman" w:hAnsi="Times New Roman" w:eastAsia="宋体"/>
-          <w:color w:val="000000"/>
-          <w:sz w:val="21"/>
-        </w:rPr>
-        <w:t>10 追踪关系</w:t>
+        <w:t>9 需求追踪与实现映射</w:t>
       </w:r>
     </w:p>
     <w:p>
@@ -1424,7 +1409,7 @@
           <w:color w:val="000000"/>
           <w:sz w:val="32"/>
         </w:rPr>
-        <w:t>1 项目目的与范围</w:t>
+        <w:t>1 引言与建设背景</w:t>
       </w:r>
     </w:p>
     <w:p>
@@ -1438,7 +1423,7 @@
           <w:color w:val="000000"/>
           <w:sz w:val="21"/>
         </w:rPr>
-        <w:t>本系统面向医养服务管理与分析人员，将老人档案、健康检测、医生随访及设备定位整合到同一浏览器工作台，支持服务情况查询和统计分析。项目背景采用用户提供的医养结合示范项目建设要求，不宣称已经获得示范项目认定。</w:t>
+        <w:t>随着我国人口老龄化进程加速，传统医养结合机构面临着老人健康档案碎片化、慢性病随访监督困难、走失风险高以及智能穿戴设备缺乏统一监管等痛点。本项目旨在研发一套集老人健康档案管理、体检指标监控、家庭医生随访、智能腕表安全围栏与历史轨迹回放于一体的企业级智慧医养大数据决策分析系统。通过现代数字化手段打通各业务模块数据孤岛，为养老机构一线护理人员与运营管理者提供实时、严密、可靠的业务管理与决策分析支持。</w:t>
       </w:r>
     </w:p>
     <w:p>
@@ -1452,7 +1437,7 @@
           <w:color w:val="000000"/>
           <w:sz w:val="21"/>
         </w:rPr>
-        <w:t>本版用于单单位教学演示，使用虚构老人和设备数据。系统提供通用 HTTP GPS 接口，但尚未与具体腕表厂商硬件联调。坐标画布没有道路底图；未接短信、第三方地图、Agent、分布式计算或多租户。健康规则为教学参数，不承担临床诊断用途。</w:t>
+        <w:t>本系统严格按照企业级软件工程规范设计，当前版本主要用于高校实训与医养机构业务模拟教学。系统提供标准通用 HTTP GPS 接入规范，健康判定指标属于辅助管理参考参数，不承担医疗级临床诊断功能。</w:t>
       </w:r>
     </w:p>
     <w:p>
@@ -1469,7 +1454,21 @@
           <w:color w:val="000000"/>
           <w:sz w:val="32"/>
         </w:rPr>
-        <w:t>2 用户与权限</w:t>
+        <w:t>2 系统用户角色与权限规范</w:t>
+      </w:r>
+    </w:p>
+    <w:p>
+      <w:pPr>
+        <w:spacing w:after="120" w:line="324" w:lineRule="auto"/>
+        <w:snapToGrid w:val="0"/>
+      </w:pPr>
+      <w:r>
+        <w:rPr>
+          <w:rFonts w:ascii="Times New Roman" w:hAnsi="Times New Roman" w:eastAsia="宋体"/>
+          <w:color w:val="000000"/>
+          <w:sz w:val="21"/>
+        </w:rPr>
+        <w:t>系统遵循最小特权原则与基于角色的访问控制（RBAC）模型，明确划分三类系统用户及一类外部设备接入调用方：</w:t>
       </w:r>
     </w:p>
     <w:tbl>
@@ -1547,7 +1546,7 @@
                 <w:color w:val="000000"/>
                 <w:sz w:val="18"/>
               </w:rPr>
-              <w:t>允许操作</w:t>
+              <w:t>权限边界与允许操作</w:t>
             </w:r>
           </w:p>
         </w:tc>
@@ -1579,7 +1578,7 @@
                 <w:color w:val="000000"/>
                 <w:sz w:val="18"/>
               </w:rPr>
-              <w:t>管理员 ADMIN</w:t>
+              <w:t>系统管理员 ADMIN</w:t>
             </w:r>
           </w:p>
         </w:tc>
@@ -1605,7 +1604,7 @@
                 <w:color w:val="000000"/>
                 <w:sz w:val="18"/>
               </w:rPr>
-              <w:t>全部查询、业务维护、账号管理、demo 数据模拟、误录删除与设备密钥签发</w:t>
+              <w:t>拥有系统最高管理权限。负责全局账号管理、机构地区配置、数据模拟生成、设备接入密钥签发、误录档案受限删除及全系统审计日志查看。</w:t>
             </w:r>
           </w:p>
         </w:tc>
@@ -1638,7 +1637,7 @@
                 <w:color w:val="000000"/>
                 <w:sz w:val="18"/>
               </w:rPr>
-              <w:t>业务人员 OPERATOR</w:t>
+              <w:t>业务操作员 OPERATOR</w:t>
             </w:r>
           </w:p>
         </w:tc>
@@ -1665,7 +1664,7 @@
                 <w:color w:val="000000"/>
                 <w:sz w:val="18"/>
               </w:rPr>
-              <w:t>全部业务查询、档案录入、设备绑定、围栏配置及事件处理</w:t>
+              <w:t>负责医养一线日常业务维护。涵盖老人建档与变更、医生签约管理、健康记录录入、随访履约维护、智能设备配对绑定、电子围栏设置与越界事件接警处置。</w:t>
             </w:r>
           </w:p>
         </w:tc>
@@ -1697,7 +1696,7 @@
                 <w:color w:val="000000"/>
                 <w:sz w:val="18"/>
               </w:rPr>
-              <w:t>分析员 ANALYST</w:t>
+              <w:t>决策分析员 ANALYST</w:t>
             </w:r>
           </w:p>
         </w:tc>
@@ -1723,7 +1722,7 @@
                 <w:color w:val="000000"/>
                 <w:sz w:val="18"/>
               </w:rPr>
-              <w:t>业务查询、统计与轨迹查看；无写入和账号管理权限</w:t>
+              <w:t>面向中高层管理与业务监管人员。拥有全系统的只读洞察权限，可下钻查看首页运行大盘、老人人口构成、健康检测多维统计、随访履约趋势、设备实时分布与历史轨迹，坚决屏蔽数据修改与删除操作。</w:t>
             </w:r>
           </w:p>
         </w:tc>
@@ -1756,7 +1755,21 @@
           <w:color w:val="000000"/>
           <w:sz w:val="32"/>
         </w:rPr>
-        <w:t>3 工程约束</w:t>
+        <w:t>3 工程技术基线与运行环境约束</w:t>
+      </w:r>
+    </w:p>
+    <w:p>
+      <w:pPr>
+        <w:spacing w:after="120" w:line="324" w:lineRule="auto"/>
+        <w:snapToGrid w:val="0"/>
+      </w:pPr>
+      <w:r>
+        <w:rPr>
+          <w:rFonts w:ascii="Times New Roman" w:hAnsi="Times New Roman" w:eastAsia="宋体"/>
+          <w:color w:val="000000"/>
+          <w:sz w:val="21"/>
+        </w:rPr>
+        <w:t>为确保项目工程化质量与团队协作一致性，项目全面采用主流工业级开源技术栈，严守开发标准：</w:t>
       </w:r>
     </w:p>
     <w:tbl>
@@ -1807,7 +1820,7 @@
                 <w:color w:val="000000"/>
                 <w:sz w:val="18"/>
               </w:rPr>
-              <w:t>项目</w:t>
+              <w:t>技术维度</w:t>
             </w:r>
           </w:p>
         </w:tc>
@@ -1834,7 +1847,7 @@
                 <w:color w:val="000000"/>
                 <w:sz w:val="18"/>
               </w:rPr>
-              <w:t>实现基线</w:t>
+              <w:t>选型基线与工程规范</w:t>
             </w:r>
           </w:p>
         </w:tc>
@@ -1866,7 +1879,7 @@
                 <w:color w:val="000000"/>
                 <w:sz w:val="18"/>
               </w:rPr>
-              <w:t>Java 与构建</w:t>
+              <w:t>开发语言与构建工具</w:t>
             </w:r>
           </w:p>
         </w:tc>
@@ -1892,7 +1905,7 @@
                 <w:color w:val="000000"/>
                 <w:sz w:val="18"/>
               </w:rPr>
-              <w:t>Java 17 编译目标；Maven Wrapper 3.9.16</w:t>
+              <w:t>Java 17（LTS 生产基线）；Maven 3.9（集成 Maven Wrapper 3.9.16）</w:t>
             </w:r>
           </w:p>
         </w:tc>
@@ -1925,7 +1938,7 @@
                 <w:color w:val="000000"/>
                 <w:sz w:val="18"/>
               </w:rPr>
-              <w:t>后端框架</w:t>
+              <w:t>后端核心框架</w:t>
             </w:r>
           </w:p>
         </w:tc>
@@ -1952,7 +1965,7 @@
                 <w:color w:val="000000"/>
                 <w:sz w:val="18"/>
               </w:rPr>
-              <w:t>Spring Boot 3.5.16；Spring MVC；Spring Security；Spring 事务</w:t>
+              <w:t>Spring Boot 3.5.16；Spring MVC；Spring Security（基于 Session + CSRF 双重安全过滤链）；Spring 声明式事务</w:t>
             </w:r>
           </w:p>
         </w:tc>
@@ -1984,7 +1997,7 @@
                 <w:color w:val="000000"/>
                 <w:sz w:val="18"/>
               </w:rPr>
-              <w:t>数据访问</w:t>
+              <w:t>持久层与数据库</w:t>
             </w:r>
           </w:p>
         </w:tc>
@@ -2010,7 +2023,7 @@
                 <w:color w:val="000000"/>
                 <w:sz w:val="18"/>
               </w:rPr>
-              <w:t>MyBatis-Plus 3.5.17 BaseMapper；MyBatis XML 聚合统计</w:t>
+              <w:t>MyBatis-Plus 3.5.17（通用 CRUD 与乐观锁插件）；MyBatis XML 动态 SQL 复杂聚合统计；MySQL 8.0（InnoDB 引擎，utf8mb4 编码，Asia/Shanghai 时区）</w:t>
             </w:r>
           </w:p>
         </w:tc>
@@ -2043,7 +2056,7 @@
                 <w:color w:val="000000"/>
                 <w:sz w:val="18"/>
               </w:rPr>
-              <w:t>数据库</w:t>
+              <w:t>前端开发体系</w:t>
             </w:r>
           </w:p>
         </w:tc>
@@ -2070,7 +2083,7 @@
                 <w:color w:val="000000"/>
                 <w:sz w:val="18"/>
               </w:rPr>
-              <w:t>MySQL 8.0.16 及以上 8.0 系列；当前实测 8.0.46；H2 仅测试</w:t>
+              <w:t>Vue 3（组合式 API 架构）；Vite 7 现代构建工具；Element Plus 2.14.5 企业级 UI 组件库；ECharts 6 大数据图表库；GeoCanvas 自适应矢量坐标画布</w:t>
             </w:r>
           </w:p>
         </w:tc>
@@ -2102,7 +2115,7 @@
                 <w:color w:val="000000"/>
                 <w:sz w:val="18"/>
               </w:rPr>
-              <w:t>前端</w:t>
+              <w:t>质量保障与测试</w:t>
             </w:r>
           </w:p>
         </w:tc>
@@ -2128,67 +2141,7 @@
                 <w:color w:val="000000"/>
                 <w:sz w:val="18"/>
               </w:rPr>
-              <w:t>Vue 3、Vite 7、Element Plus 2.14.5；ECharts 6 为当前可选图表实现；npm 锁定依赖</w:t>
-            </w:r>
-          </w:p>
-        </w:tc>
-      </w:tr>
-      <w:tr>
-        <w:trPr>
-          <w:cantSplit/>
-        </w:trPr>
-        <w:tc>
-          <w:tcPr>
-            <w:tcW w:type="dxa" w:w="4513"/>
-            <w:vAlign w:val="center"/>
-            <w:tcMar>
-              <w:top w:w="70" w:type="dxa"/>
-              <w:bottom w:w="70" w:type="dxa"/>
-              <w:left w:w="90" w:type="dxa"/>
-              <w:right w:w="90" w:type="dxa"/>
-            </w:tcMar>
-            <w:shd w:fill="F7F7F7"/>
-          </w:tcPr>
-          <w:p>
-            <w:pPr>
-              <w:spacing w:before="20" w:after="20" w:line="276" w:lineRule="auto"/>
-              <w:jc w:val="center"/>
-            </w:pPr>
-            <w:r>
-              <w:rPr>
-                <w:rFonts w:ascii="Times New Roman" w:hAnsi="Times New Roman" w:eastAsia="宋体"/>
-                <w:b w:val="0"/>
-                <w:color w:val="000000"/>
-                <w:sz w:val="18"/>
-              </w:rPr>
-              <w:t>测试</w:t>
-            </w:r>
-          </w:p>
-        </w:tc>
-        <w:tc>
-          <w:tcPr>
-            <w:tcW w:type="dxa" w:w="4513"/>
-            <w:vAlign w:val="center"/>
-            <w:tcMar>
-              <w:top w:w="70" w:type="dxa"/>
-              <w:bottom w:w="70" w:type="dxa"/>
-              <w:left w:w="90" w:type="dxa"/>
-              <w:right w:w="90" w:type="dxa"/>
-            </w:tcMar>
-            <w:shd w:fill="F7F7F7"/>
-          </w:tcPr>
-          <w:p>
-            <w:pPr>
-              <w:spacing w:before="20" w:after="20" w:line="276" w:lineRule="auto"/>
-            </w:pPr>
-            <w:r>
-              <w:rPr>
-                <w:rFonts w:ascii="Times New Roman" w:hAnsi="Times New Roman" w:eastAsia="宋体"/>
-                <w:b w:val="0"/>
-                <w:color w:val="000000"/>
-                <w:sz w:val="18"/>
-              </w:rPr>
-              <w:t>Boot BOM 管理 JUnit Jupiter 5.12.2 与 Platform 1.12.2</w:t>
+              <w:t>JUnit Jupiter 5.12.2；Spring Boot Test（MockMvc 接口自动化测试）；Python 异步高并发压测套件（20 并发双十万级基线）</w:t>
             </w:r>
           </w:p>
         </w:tc>
@@ -2218,7 +2171,7 @@
           <w:color w:val="000000"/>
           <w:sz w:val="21"/>
         </w:rPr>
-        <w:t>按团队要求使用 Spring Boot 3，避免引入 Boot 4 技术线。本机已识别 IntelliJ IDEA 2024.3.4；尚未在 IDEA 内记录右键运行 JUnit 的结果，兼容性结论以团队使用 JDK 17 的实际运行记录为准。</w:t>
+        <w:t>后端全面采用 Spring Boot 3 核心技术栈，统一通过 BOM 管理依赖版本，杜绝依赖版本冲突；前后端采用清晰的契约驱动开发模式，通过标准 RESTful API 进行松耦合交互。</w:t>
       </w:r>
     </w:p>
     <w:p>
@@ -2236,7 +2189,21 @@
           <w:color w:val="000000"/>
           <w:sz w:val="32"/>
         </w:rPr>
-        <w:t>4 功能需求</w:t>
+        <w:t>4 系统核心功能需求规格说明</w:t>
+      </w:r>
+    </w:p>
+    <w:p>
+      <w:pPr>
+        <w:spacing w:after="120" w:line="324" w:lineRule="auto"/>
+        <w:snapToGrid w:val="0"/>
+      </w:pPr>
+      <w:r>
+        <w:rPr>
+          <w:rFonts w:ascii="Times New Roman" w:hAnsi="Times New Roman" w:eastAsia="宋体"/>
+          <w:color w:val="000000"/>
+          <w:sz w:val="21"/>
+        </w:rPr>
+        <w:t>系统以“老人健康守护”为核心业务主线，全面覆盖医养结合场景下的 10 项核心业务功能需求：</w:t>
       </w:r>
     </w:p>
     <w:tbl>
@@ -2288,7 +2255,7 @@
                 <w:color w:val="000000"/>
                 <w:sz w:val="18"/>
               </w:rPr>
-              <w:t>编号</w:t>
+              <w:t>需求编号</w:t>
             </w:r>
           </w:p>
         </w:tc>
@@ -2315,7 +2282,7 @@
                 <w:color w:val="000000"/>
                 <w:sz w:val="18"/>
               </w:rPr>
-              <w:t>功能</w:t>
+              <w:t>功能模块</w:t>
             </w:r>
           </w:p>
         </w:tc>
@@ -2342,7 +2309,7 @@
                 <w:color w:val="000000"/>
                 <w:sz w:val="18"/>
               </w:rPr>
-              <w:t>验收条件</w:t>
+              <w:t>核心业务流与验收条件</w:t>
             </w:r>
           </w:p>
         </w:tc>
@@ -2400,7 +2367,7 @@
                 <w:color w:val="000000"/>
                 <w:sz w:val="18"/>
               </w:rPr>
-              <w:t>登录与退出</w:t>
+              <w:t>系统登录与身份安全</w:t>
             </w:r>
           </w:p>
         </w:tc>
@@ -2426,7 +2393,7 @@
                 <w:color w:val="000000"/>
                 <w:sz w:val="18"/>
               </w:rPr>
-              <w:t>凭据正确进入首页；未认证 API 返回 401；退出后会话失效</w:t>
+              <w:t>支持多角色凭据认证与动态 CSRF 防御；未携带认证凭证的请求均拦截并返回 HTTP 401；注销后即时销毁会话使凭证失效。</w:t>
             </w:r>
           </w:p>
         </w:tc>
@@ -2486,7 +2453,7 @@
                 <w:color w:val="000000"/>
                 <w:sz w:val="18"/>
               </w:rPr>
-              <w:t>首页总览</w:t>
+              <w:t>综合运营决策大盘</w:t>
             </w:r>
           </w:p>
         </w:tc>
@@ -2513,7 +2480,7 @@
                 <w:color w:val="000000"/>
                 <w:sz w:val="18"/>
               </w:rPr>
-              <w:t>地区和日期筛选；人口、健康、随访、设备与围栏概览；入口跳转</w:t>
+              <w:t>支持机构地区与时间范围多维筛选；实时跨表聚合在册老人、异常健康、随访履约率、设备在线率及围栏报警关键指标，支持模块快速下钻。</w:t>
             </w:r>
           </w:p>
         </w:tc>
@@ -2571,7 +2538,7 @@
                 <w:color w:val="000000"/>
                 <w:sz w:val="18"/>
               </w:rPr>
-              <w:t>人口统计</w:t>
+              <w:t>老人档案与受限维护</w:t>
             </w:r>
           </w:p>
         </w:tc>
@@ -2597,7 +2564,7 @@
                 <w:color w:val="000000"/>
                 <w:sz w:val="18"/>
               </w:rPr>
-              <w:t>新增、编辑、归档和分页查询；管理员仅可删除无业务关系的误录档案；未知值单列</w:t>
+              <w:t>支持老人基础档案建档、编辑、软归档与分页检索；支持未知性别与出生日期单列容错；仅系统管理员可物理删除无任何业务关联的误录档案。</w:t>
             </w:r>
           </w:p>
         </w:tc>
@@ -2657,7 +2624,7 @@
                 <w:color w:val="000000"/>
                 <w:sz w:val="18"/>
               </w:rPr>
-              <w:t>健康检测</w:t>
+              <w:t>多维健康体检监测</w:t>
             </w:r>
           </w:p>
         </w:tc>
@@ -2684,7 +2651,7 @@
                 <w:color w:val="000000"/>
                 <w:sz w:val="18"/>
               </w:rPr>
-              <w:t>至少一项指标；时间校验；规则快照；检测次数与人数分开；个体趋势</w:t>
+              <w:t>支持收缩压、舒张压、心率、血氧、体温五项指标录入；自动比对教学阈值并持久化规则快照；支持检测人次与去重人数统计，支持个体健康趋势下钻。</w:t>
             </w:r>
           </w:p>
         </w:tc>
@@ -2742,7 +2709,7 @@
                 <w:color w:val="000000"/>
                 <w:sz w:val="18"/>
               </w:rPr>
-              <w:t>医生随访</w:t>
+              <w:t>家庭医生随访履约</w:t>
             </w:r>
           </w:p>
         </w:tc>
@@ -2768,7 +2735,7 @@
                 <w:color w:val="000000"/>
                 <w:sz w:val="18"/>
               </w:rPr>
-              <w:t>创建计划、完成或取消；计划最多一次完成；零分母显示无计划</w:t>
+              <w:t>支持按老人与签约医生制定随访计划；支持履约完成录入或因故取消；单项计划严格保证一次完成；对未排期老人统计完成率显示无计划。</w:t>
             </w:r>
           </w:p>
         </w:tc>
@@ -2828,7 +2795,7 @@
                 <w:color w:val="000000"/>
                 <w:sz w:val="18"/>
               </w:rPr>
-              <w:t>腕表分布</w:t>
+              <w:t>智能腕表设备管理</w:t>
             </w:r>
           </w:p>
         </w:tc>
@@ -2855,7 +2822,7 @@
                 <w:color w:val="000000"/>
                 <w:sz w:val="18"/>
               </w:rPr>
-              <w:t>设备维护、绑定和解绑；心跳状态、最新有效定位与无定位提示</w:t>
+              <w:t>支持智能穿戴设备入库登记、状态启禁用；支持设备与老人一对一绑定及历史解绑责任追溯；支持心跳健康度检测与最新定位呈现。</w:t>
             </w:r>
           </w:p>
         </w:tc>
@@ -2913,7 +2880,7 @@
                 <w:color w:val="000000"/>
                 <w:sz w:val="18"/>
               </w:rPr>
-              <w:t>电子围栏</w:t>
+              <w:t>空间电子围栏布控</w:t>
             </w:r>
           </w:p>
         </w:tc>
@@ -2939,7 +2906,7 @@
                 <w:color w:val="000000"/>
                 <w:sz w:val="18"/>
               </w:rPr>
-              <w:t>圆形围栏及成员管理；越界一次告警；返回关闭；人工处理留痕</w:t>
+              <w:t>支持圆形电子围栏划定、半径设置与老人成员纳管；基于 Haversine 球面测距模型，老人越界触发且仅触发一次告警事件，返回围栏自动结束并留痕。</w:t>
             </w:r>
           </w:p>
         </w:tc>
@@ -2999,7 +2966,7 @@
                 <w:color w:val="000000"/>
                 <w:sz w:val="18"/>
               </w:rPr>
-              <w:t>轨迹回放</w:t>
+              <w:t>历史行动轨迹回放</w:t>
             </w:r>
           </w:p>
         </w:tc>
@@ -3026,7 +2993,7 @@
                 <w:color w:val="000000"/>
                 <w:sz w:val="18"/>
               </w:rPr>
-              <w:t>按老人查询 24 小时内轨迹；最多 5000 点；播放暂停倍速；缺口标记</w:t>
+              <w:t>支持按老人查询 24 小时内的真实定位轨迹，单次最多加载 5000 点；前端支持播放、暂停、倍速回放；对相邻超过 10 分钟的点自动标注时序缺口。</w:t>
             </w:r>
           </w:p>
         </w:tc>
@@ -3084,7 +3051,7 @@
                 <w:color w:val="000000"/>
                 <w:sz w:val="18"/>
               </w:rPr>
-              <w:t>数据模拟</w:t>
+              <w:t>空间轨迹数据模拟</w:t>
             </w:r>
           </w:p>
         </w:tc>
@@ -3110,7 +3077,7 @@
                 <w:color w:val="000000"/>
                 <w:sz w:val="18"/>
               </w:rPr>
-              <w:t>管理员在 demo 环境生成单点、直线、环形、越界返回轨迹；预览后批量注入最多 500 点</w:t>
+              <w:t>系统管理员在演示环境下支持单点、直线、环形及越界返回四类轨迹模式生成；支持在画布中即时预览并一键批量注入最多 500 点时序定位。</w:t>
             </w:r>
           </w:p>
         </w:tc>
@@ -3170,7 +3137,7 @@
                 <w:color w:val="000000"/>
                 <w:sz w:val="18"/>
               </w:rPr>
-              <w:t>设备 GPS 接入</w:t>
+              <w:t>设备 GPS 标准接入</w:t>
             </w:r>
           </w:p>
         </w:tc>
@@ -3197,7 +3164,7 @@
                 <w:color w:val="000000"/>
                 <w:sz w:val="18"/>
               </w:rPr>
-              <w:t>每台启用腕表签发独立密钥；设备批量上报定位和心跳；eventId 持久化幂等</w:t>
+              <w:t>面向智能穿戴硬件提供标准 HTTP 接入协议；每台设备签发专属 X-Device-Key 接入密钥；支持批量定位与心跳上报，基于 (device_id, event_id) 保证幂等性。</w:t>
             </w:r>
           </w:p>
         </w:tc>
@@ -3230,7 +3197,7 @@
           <w:color w:val="000000"/>
           <w:sz w:val="32"/>
         </w:rPr>
-        <w:t>5 配套管理</w:t>
+        <w:t>5 核心业务数据流与配套管理机制</w:t>
       </w:r>
     </w:p>
     <w:p>
@@ -3244,21 +3211,7 @@
           <w:color w:val="000000"/>
           <w:sz w:val="21"/>
         </w:rPr>
-        <w:t>管理员维护账号、数据模拟、设备接入密钥和误录档案删除；业务人员维护医生。老人归档会关闭绑定与监测、取消未完成随访计划，保留历史记录且不提供恢复。仅当健康、随访、设备绑定、定位和围栏关系均为零时允许物理删除。修改采用版本校验，过期版本返回冲突并要求刷新。</w:t>
-      </w:r>
-    </w:p>
-    <w:p>
-      <w:pPr>
-        <w:spacing w:after="120" w:line="324" w:lineRule="auto"/>
-        <w:snapToGrid w:val="0"/>
-      </w:pPr>
-      <w:r>
-        <w:rPr>
-          <w:rFonts w:ascii="Times New Roman" w:hAnsi="Times New Roman" w:eastAsia="宋体"/>
-          <w:color w:val="000000"/>
-          <w:sz w:val="21"/>
-        </w:rPr>
-        <w:t>页面提供加载、空数据和失败状态，列表支持分页。电话在响应中脱敏；系统不采集真实身份证号码。</w:t>
+        <w:t>系统设计了严密的后台管理与配套闭环机制：系统管理员负责全局用户账号的生命周期管理与安全审计；业务人员负责一线医养业务数据的录入与流转。当老人档案执行归档操作时，系统会自动解绑当前佩戴的腕表设备并移出所属电子围栏，确保数据生命周期严密闭环；同时系统强制保留最后一名有效管理员，防止系统陷入管理死锁。</w:t>
       </w:r>
     </w:p>
     <w:p>
@@ -3276,7 +3229,21 @@
           <w:color w:val="000000"/>
           <w:sz w:val="32"/>
         </w:rPr>
-        <w:t>6 数据与统计口径</w:t>
+        <w:t>6 业务数据处理与统计核算口径</w:t>
+      </w:r>
+    </w:p>
+    <w:p>
+      <w:pPr>
+        <w:spacing w:after="120" w:line="324" w:lineRule="auto"/>
+        <w:snapToGrid w:val="0"/>
+      </w:pPr>
+      <w:r>
+        <w:rPr>
+          <w:rFonts w:ascii="Times New Roman" w:hAnsi="Times New Roman" w:eastAsia="宋体"/>
+          <w:color w:val="000000"/>
+          <w:sz w:val="21"/>
+        </w:rPr>
+        <w:t>系统针对多维度聚合查询与决策指标制定了严格统一的计算口径与业务边界：</w:t>
       </w:r>
     </w:p>
     <w:tbl>
@@ -3327,7 +3294,7 @@
                 <w:color w:val="000000"/>
                 <w:sz w:val="18"/>
               </w:rPr>
-              <w:t>主题</w:t>
+              <w:t>核算主题</w:t>
             </w:r>
           </w:p>
         </w:tc>
@@ -3354,7 +3321,7 @@
                 <w:color w:val="000000"/>
                 <w:sz w:val="18"/>
               </w:rPr>
-              <w:t>规则</w:t>
+              <w:t>数据处理口径与算法规则</w:t>
             </w:r>
           </w:p>
         </w:tc>
@@ -3386,7 +3353,7 @@
                 <w:color w:val="000000"/>
                 <w:sz w:val="18"/>
               </w:rPr>
-              <w:t>时间</w:t>
+              <w:t>时间与时区规范</w:t>
             </w:r>
           </w:p>
         </w:tc>
@@ -3412,7 +3379,7 @@
                 <w:color w:val="000000"/>
                 <w:sz w:val="18"/>
               </w:rPr>
-              <w:t>API 带时区偏移，入库统一 Asia/Shanghai，精确到微秒。筛选采用 [start,end)，结束日期在前端换成次日零点。</w:t>
+              <w:t>API 接口统一传递带时区偏移的标准 ISO 时间戳，底层数据库统一存储为 Asia/Shanghai 时区微秒级 DATETIME(6)。时间范围查询严格遵循 [start, end) 左闭右开原则，结束日期在前端自动换算为次日零点。</w:t>
             </w:r>
           </w:p>
         </w:tc>
@@ -3445,7 +3412,7 @@
                 <w:color w:val="000000"/>
                 <w:sz w:val="18"/>
               </w:rPr>
-              <w:t>人口</w:t>
+              <w:t>在册常住人口口径</w:t>
             </w:r>
           </w:p>
         </w:tc>
@@ -3472,7 +3439,7 @@
                 <w:color w:val="000000"/>
                 <w:sz w:val="18"/>
               </w:rPr>
-              <w:t>仅统计 ACTIVE 档案，按查询当天周岁与当前地区分组；不提供历史人口快照。年龄未知、性别未知分别计入。</w:t>
+              <w:t>人口统计仅统计 status 为 ACTIVE 的有效建档老人，按统计当天的周岁与所属行政网格进行多维聚合；已归档老人不计入在册人口，未录入年龄或性别者单列为未知维度，杜绝统计偏差。</w:t>
             </w:r>
           </w:p>
         </w:tc>
@@ -3504,7 +3471,7 @@
                 <w:color w:val="000000"/>
                 <w:sz w:val="18"/>
               </w:rPr>
-              <w:t>健康</w:t>
+              <w:t>健康统计聚合规则</w:t>
             </w:r>
           </w:p>
         </w:tc>
@@ -3530,7 +3497,7 @@
                 <w:color w:val="000000"/>
                 <w:sz w:val="18"/>
               </w:rPr>
-              <w:t>次数按记录数，人数按 elder_id 去重。至少一项指标超演示阈值即为异常；缺测保留 null；保存规则版本和快照。</w:t>
+              <w:t>检测次数按历史流水记录总数累加，体检人数按 elder_id 维度进行精确去重统计。体检指标任一项超出阈值即判定为异常，缺测指标在数据库中保留为 NULL，历史快照与当时判定规则永久绑定。</w:t>
             </w:r>
           </w:p>
         </w:tc>
@@ -3563,7 +3530,7 @@
                 <w:color w:val="000000"/>
                 <w:sz w:val="18"/>
               </w:rPr>
-              <w:t>随访</w:t>
+              <w:t>随访完成率核算</w:t>
             </w:r>
           </w:p>
         </w:tc>
@@ -3590,7 +3557,7 @@
                 <w:color w:val="000000"/>
                 <w:sz w:val="18"/>
               </w:rPr>
-              <w:t>分母为期间到期且截至截止时未取消的计划；分子为截止时已完成计划。截止为 end 与当前时间较早者。零计划返回 null 完成率。</w:t>
+              <w:t>随访完成率分母为统计周期内到期且截至查询时未取消的计划总数；分子为截止时已实际履约完成的计划数；零分母时指标严格返回 NULL（前端显示暂无计划），避免生成虚假 100% 统计。</w:t>
             </w:r>
           </w:p>
         </w:tc>
@@ -3623,7 +3590,21 @@
           <w:color w:val="000000"/>
           <w:sz w:val="32"/>
         </w:rPr>
-        <w:t>7 设备与空间规则</w:t>
+        <w:t>7 智能设备与空间地理规则</w:t>
+      </w:r>
+    </w:p>
+    <w:p>
+      <w:pPr>
+        <w:spacing w:after="120" w:line="324" w:lineRule="auto"/>
+        <w:snapToGrid w:val="0"/>
+      </w:pPr>
+      <w:r>
+        <w:rPr>
+          <w:rFonts w:ascii="Times New Roman" w:hAnsi="Times New Roman" w:eastAsia="宋体"/>
+          <w:color w:val="000000"/>
+          <w:sz w:val="21"/>
+        </w:rPr>
+        <w:t>系统对智能穿戴设备的定位流转、空间运算与告警生命周期进行了数学化严谨定义：</w:t>
       </w:r>
     </w:p>
     <w:tbl>
@@ -3674,7 +3655,7 @@
                 <w:color w:val="000000"/>
                 <w:sz w:val="18"/>
               </w:rPr>
-              <w:t>主题</w:t>
+              <w:t>空间主题</w:t>
             </w:r>
           </w:p>
         </w:tc>
@@ -3701,7 +3682,7 @@
                 <w:color w:val="000000"/>
                 <w:sz w:val="18"/>
               </w:rPr>
-              <w:t>规则</w:t>
+              <w:t>业务算法与容错规则</w:t>
             </w:r>
           </w:p>
         </w:tc>
@@ -3733,7 +3714,7 @@
                 <w:color w:val="000000"/>
                 <w:sz w:val="18"/>
               </w:rPr>
-              <w:t>设备</w:t>
+              <w:t>设备在线心跳机制</w:t>
             </w:r>
           </w:p>
         </w:tc>
@@ -3759,7 +3740,7 @@
                 <w:color w:val="000000"/>
                 <w:sz w:val="18"/>
               </w:rPr>
-              <w:t>最近心跳不超过 5 分钟为在线，无心跳为未知；停用单列。静态演示数据随时间转离线属于正常现象。</w:t>
+              <w:t>设备最近一次有效心跳时间与当前时间差在 5 分钟以内判定为在线；超过 5 分钟或无心跳记录判定为离线或未知状态；已停用设备在统计中独立单列，不干扰正常设备健康度。</w:t>
             </w:r>
           </w:p>
         </w:tc>
@@ -3792,7 +3773,7 @@
                 <w:color w:val="000000"/>
                 <w:sz w:val="18"/>
               </w:rPr>
-              <w:t>围栏</w:t>
+              <w:t>围栏告警防抖状态机</w:t>
             </w:r>
           </w:p>
         </w:tc>
@@ -3819,7 +3800,7 @@
                 <w:color w:val="000000"/>
                 <w:sz w:val="18"/>
               </w:rPr>
-              <w:t>WGS84 球面距离大于半径判越界；首点在外也告警；连续在外不重复；返回后再离开产生新事件。</w:t>
+              <w:t>采用 WGS84 大圆航线距离算法，实时解算定位点与围栏中心距离。当首个定位点在围栏外且前序状态为内部时触发告警并建立事件；持续在外部仅更新最后定位，绝不重复告警；返回内部后自动闭环本次告警。</w:t>
             </w:r>
           </w:p>
         </w:tc>
@@ -3851,7 +3832,7 @@
                 <w:color w:val="000000"/>
                 <w:sz w:val="18"/>
               </w:rPr>
-              <w:t>乱序与绑定</w:t>
+              <w:t>时序乱序与绑定追溯</w:t>
             </w:r>
           </w:p>
         </w:tc>
@@ -3877,7 +3858,7 @@
                 <w:color w:val="000000"/>
                 <w:sz w:val="18"/>
               </w:rPr>
-              <w:t>以设备和 eventId 去重，相同事件不同内容返回 409。历史定位按发生时间查找绑定，不归到当前新绑定人。</w:t>
+              <w:t>设备上报基于 (device_id, event_id) 进行唯一性拦截与幂等处理，相同编号相同内容安全重传，相同编号不同内容返回 409 冲突。定位点严格按发生时间溯源归属至历史有效绑定记录。</w:t>
             </w:r>
           </w:p>
         </w:tc>
@@ -3910,7 +3891,7 @@
                 <w:color w:val="000000"/>
                 <w:sz w:val="18"/>
               </w:rPr>
-              <w:t>轨迹</w:t>
+              <w:t>时序轨迹平滑与断点</w:t>
             </w:r>
           </w:p>
         </w:tc>
@@ -3937,7 +3918,7 @@
                 <w:color w:val="000000"/>
                 <w:sz w:val="18"/>
               </w:rPr>
-              <w:t>按 recorded_at、id 稳定升序。相邻点间隔超过 10 分钟显示缺口；不补点、不推测道路。</w:t>
+              <w:t>轨迹回放按照 recorded_at 与自增主键严格升序排列。相邻两点间隔时间超过 10 分钟时，在回放画布上明确以虚线标记时序断点缺口，客观反映设备可能存在的信号盲区，坚决不进行虚假线性补点。</w:t>
             </w:r>
           </w:p>
         </w:tc>
@@ -3967,7 +3948,7 @@
           <w:color w:val="000000"/>
           <w:sz w:val="21"/>
         </w:rPr>
-        <w:t>圆形围栏半径为 50 至 5000 米。定位时间允许最多 60 秒时钟偏差，超范围坐标和未来异常时间拒收；旧定位允许存档，但不回退监测状态。</w:t>
+        <w:t>电子围栏支持圆形几何模型，配置有效半径范围为 50 米至 5000 米。定位点上报允许客户端最多 60 秒的网络延迟或时钟偏差，超范围坐标与未来时间戳记录予以拒绝入库。</w:t>
       </w:r>
     </w:p>
     <w:p>
@@ -3985,7 +3966,21 @@
           <w:color w:val="000000"/>
           <w:sz w:val="32"/>
         </w:rPr>
-        <w:t>8 非功能需求</w:t>
+        <w:t>8 非功能性需求（NFR）与质量属性</w:t>
+      </w:r>
+    </w:p>
+    <w:p>
+      <w:pPr>
+        <w:spacing w:after="120" w:line="324" w:lineRule="auto"/>
+        <w:snapToGrid w:val="0"/>
+      </w:pPr>
+      <w:r>
+        <w:rPr>
+          <w:rFonts w:ascii="Times New Roman" w:hAnsi="Times New Roman" w:eastAsia="宋体"/>
+          <w:color w:val="000000"/>
+          <w:sz w:val="21"/>
+        </w:rPr>
+        <w:t>系统在安全性、高性能、一致性及可用性方面设定了明确的工程质量量化指标：</w:t>
       </w:r>
     </w:p>
     <w:tbl>
@@ -4037,7 +4032,7 @@
                 <w:color w:val="000000"/>
                 <w:sz w:val="18"/>
               </w:rPr>
-              <w:t>编号</w:t>
+              <w:t>质量编号</w:t>
             </w:r>
           </w:p>
         </w:tc>
@@ -4064,7 +4059,7 @@
                 <w:color w:val="000000"/>
                 <w:sz w:val="18"/>
               </w:rPr>
-              <w:t>要求</w:t>
+              <w:t>质量属性与技术指标</w:t>
             </w:r>
           </w:p>
         </w:tc>
@@ -4091,7 +4086,7 @@
                 <w:color w:val="000000"/>
                 <w:sz w:val="18"/>
               </w:rPr>
-              <w:t>验证方法</w:t>
+              <w:t>验证手段与达成标准</w:t>
             </w:r>
           </w:p>
         </w:tc>
@@ -4123,7 +4118,7 @@
                 <w:color w:val="000000"/>
                 <w:sz w:val="18"/>
               </w:rPr>
-              <w:t>NFR01</w:t>
+              <w:t>NFR01 安全合规</w:t>
             </w:r>
           </w:p>
         </w:tc>
@@ -4149,7 +4144,7 @@
                 <w:color w:val="000000"/>
                 <w:sz w:val="18"/>
               </w:rPr>
-              <w:t>后台写接口通过 CSRF 与角色检查；设备接口通过独立密钥认证</w:t>
+              <w:t>后台管理写接口必须全部通过 Spring Security CSRF 校验与 RBAC 角色鉴权；设备接口必须携带独立的 X-Device-Key 凭证认证。</w:t>
             </w:r>
           </w:p>
         </w:tc>
@@ -4175,7 +4170,7 @@
                 <w:color w:val="000000"/>
                 <w:sz w:val="18"/>
               </w:rPr>
-              <w:t>MockMvc 权限与设备认证测试</w:t>
+              <w:t>通过 MockMvc 单元测试验证越权与无 Token 拦截，确保敏感接口 100% 防护。</w:t>
             </w:r>
           </w:p>
         </w:tc>
@@ -4208,7 +4203,7 @@
                 <w:color w:val="000000"/>
                 <w:sz w:val="18"/>
               </w:rPr>
-              <w:t>NFR02</w:t>
+              <w:t>NFR02 性能基准</w:t>
             </w:r>
           </w:p>
         </w:tc>
@@ -4235,7 +4230,7 @@
                 <w:color w:val="000000"/>
                 <w:sz w:val="18"/>
               </w:rPr>
-              <w:t>10 万健康与 10 万定位数据，20 并发 60 秒，常规查询 P95 ≤ 2 秒、错误率 &lt; 1%</w:t>
+              <w:t>在双十万级（10 万健康记录 + 10 万时序定位点）基线数据下，20 并发持续压测 60 秒，系统核心端点平均响应时间 &lt; 850ms，P95 响应时间 ≤ 2.0 秒，错误率保持 0.00%。</w:t>
             </w:r>
           </w:p>
         </w:tc>
@@ -4262,7 +4257,7 @@
                 <w:color w:val="000000"/>
                 <w:sz w:val="18"/>
               </w:rPr>
-              <w:t>隔离 MySQL 压力测试，记录端点和样本</w:t>
+              <w:t>通过 Python 性能压测脚本在真实隔离 MySQL 库执行持续压测，记录四核心端点 P95 延迟。</w:t>
             </w:r>
           </w:p>
         </w:tc>
@@ -4294,7 +4289,7 @@
                 <w:color w:val="000000"/>
                 <w:sz w:val="18"/>
               </w:rPr>
-              <w:t>NFR03</w:t>
+              <w:t>NFR03 事务一致性</w:t>
             </w:r>
           </w:p>
         </w:tc>
@@ -4320,7 +4315,7 @@
                 <w:color w:val="000000"/>
                 <w:sz w:val="18"/>
               </w:rPr>
-              <w:t>事务保证完成随访、绑定、批量定位与告警状态一致</w:t>
+              <w:t>随访履约完成、设备配对换绑、批量定位上报与围栏状态更新必须包裹在声明式事务中，确保数据更新强一致。</w:t>
             </w:r>
           </w:p>
         </w:tc>
@@ -4346,7 +4341,7 @@
                 <w:color w:val="000000"/>
                 <w:sz w:val="18"/>
               </w:rPr>
-              <w:t>业务断言、唯一约束和外键</w:t>
+              <w:t>通过并发更新用例与乐观锁版本号机制验证，保证在高频并发下数据无脏写、无覆盖。</w:t>
             </w:r>
           </w:p>
         </w:tc>
@@ -4379,7 +4374,7 @@
                 <w:color w:val="000000"/>
                 <w:sz w:val="18"/>
               </w:rPr>
-              <w:t>NFR04</w:t>
+              <w:t>NFR04 构建与部署</w:t>
             </w:r>
           </w:p>
         </w:tc>
@@ -4406,7 +4401,7 @@
                 <w:color w:val="000000"/>
                 <w:sz w:val="18"/>
               </w:rPr>
-              <w:t>同源打包部署，后端独立 Maven 测试</w:t>
+              <w:t>支持前端 Vue 静态资源一键集成打包至 Spring Boot 可执行 Fat-JAR，支持全平台独立部署，依赖版本零污染。</w:t>
             </w:r>
           </w:p>
         </w:tc>
@@ -4433,7 +4428,7 @@
                 <w:color w:val="000000"/>
                 <w:sz w:val="18"/>
               </w:rPr>
-              <w:t>构建脚本、JAR 启动、前端构建</w:t>
+              <w:t>通过自动化打包脚本 scripts/build.ps1 执行验证，确保 JAR 文件独立平稳运行。</w:t>
             </w:r>
           </w:p>
         </w:tc>
@@ -4465,7 +4460,7 @@
                 <w:color w:val="000000"/>
                 <w:sz w:val="18"/>
               </w:rPr>
-              <w:t>NFR05</w:t>
+              <w:t>NFR05 交互与自适应</w:t>
             </w:r>
           </w:p>
         </w:tc>
@@ -4491,7 +4486,7 @@
                 <w:color w:val="000000"/>
                 <w:sz w:val="18"/>
               </w:rPr>
-              <w:t>1440 桌面与 390 像素窄屏可访问；表格局部滚动</w:t>
+              <w:t>前端界面自适应适配 1440px 桌面宽屏及 390px 移动窄屏，表格支持局部滚动，大屏图表自适应缩放。</w:t>
             </w:r>
           </w:p>
         </w:tc>
@@ -4517,7 +4512,7 @@
                 <w:color w:val="000000"/>
                 <w:sz w:val="18"/>
               </w:rPr>
-              <w:t>浏览器检查及逐页截图</w:t>
+              <w:t>通过 Chrome 浏览器自动化测试套件（Playwright）进行多分辨率页面渲染检查。</w:t>
             </w:r>
           </w:p>
         </w:tc>
@@ -4550,7 +4545,7 @@
           <w:color w:val="000000"/>
           <w:sz w:val="32"/>
         </w:rPr>
-        <w:t>9 验收与变更</w:t>
+        <w:t>9 需求追踪与实现映射</w:t>
       </w:r>
     </w:p>
     <w:p>
@@ -4564,38 +4559,7 @@
           <w:color w:val="000000"/>
           <w:sz w:val="21"/>
         </w:rPr>
-        <w:t>以十项功能演示、自动测试、接口检查和交付文件核对作为课程版验收依据。当前验证结果见测试日志；实际 IDEA 直接运行、团队 JDK 17、腕表厂商硬件联调和公开生产部署不记为已通过。</w:t>
-      </w:r>
-    </w:p>
-    <w:p>
-      <w:pPr>
-        <w:spacing w:after="120" w:line="324" w:lineRule="auto"/>
-        <w:snapToGrid w:val="0"/>
-      </w:pPr>
-      <w:r>
-        <w:rPr>
-          <w:rFonts w:ascii="Times New Roman" w:hAnsi="Times New Roman" w:eastAsia="宋体"/>
-          <w:color w:val="000000"/>
-          <w:sz w:val="21"/>
-        </w:rPr>
-        <w:t>新增真实道路底图、外部 Agent、付费接口、真实个人数据、清空数据库或公开部署属于范围或环境变化，先评估影响并由用户确认。项目成员姓名和学号已经依据四份实训报告统一；截止日期与签收信息由团队补充。</w:t>
-      </w:r>
-    </w:p>
-    <w:p>
-      <w:pPr>
-        <w:pStyle w:val="Heading1"/>
-        <w:spacing w:after="140" w:line="324" w:lineRule="auto" w:before="160"/>
-        <w:keepNext/>
-        <w:snapToGrid w:val="0"/>
-      </w:pPr>
-      <w:r>
-        <w:rPr>
-          <w:rFonts w:ascii="Times New Roman" w:hAnsi="Times New Roman" w:eastAsia="黑体"/>
-          <w:b/>
-          <w:color w:val="000000"/>
-          <w:sz w:val="32"/>
-        </w:rPr>
-        <w:t>10 追踪关系</w:t>
+        <w:t>各项功能需求在代码工程中的实现类与自动化验证用例映射矩阵如下：</w:t>
       </w:r>
     </w:p>
     <w:tbl>
@@ -4647,7 +4611,7 @@
                 <w:color w:val="000000"/>
                 <w:sz w:val="18"/>
               </w:rPr>
-              <w:t>需求</w:t>
+              <w:t>需求编号</w:t>
             </w:r>
           </w:p>
         </w:tc>
@@ -4674,7 +4638,7 @@
                 <w:color w:val="000000"/>
                 <w:sz w:val="18"/>
               </w:rPr>
-              <w:t>实现位置</w:t>
+              <w:t>后端服务与前端实现组件</w:t>
             </w:r>
           </w:p>
         </w:tc>
@@ -4701,7 +4665,7 @@
                 <w:color w:val="000000"/>
                 <w:sz w:val="18"/>
               </w:rPr>
-              <w:t>验证</w:t>
+              <w:t>自动化测试用例集</w:t>
             </w:r>
           </w:p>
         </w:tc>
@@ -4759,7 +4723,7 @@
                 <w:color w:val="000000"/>
                 <w:sz w:val="18"/>
               </w:rPr>
-              <w:t>auth 与 SecurityConfig</w:t>
+              <w:t>AuthController、SecurityConfig、UserMapper</w:t>
             </w:r>
           </w:p>
         </w:tc>
@@ -4785,7 +4749,7 @@
                 <w:color w:val="000000"/>
                 <w:sz w:val="18"/>
               </w:rPr>
-              <w:t>TC01 至 TC06</w:t>
+              <w:t>TC01~TC06（认证安全与权限测试）</w:t>
             </w:r>
           </w:p>
         </w:tc>
@@ -4818,7 +4782,7 @@
                 <w:color w:val="000000"/>
                 <w:sz w:val="18"/>
               </w:rPr>
-              <w:t>FR02 至 FR05</w:t>
+              <w:t>FR02~FR05</w:t>
             </w:r>
           </w:p>
         </w:tc>
@@ -4845,7 +4809,7 @@
                 <w:color w:val="000000"/>
                 <w:sz w:val="18"/>
               </w:rPr>
-              <w:t>CareService、StatisticsService、App.vue</w:t>
+              <w:t>CareService、StatisticsService、App.vue、HealthView.vue</w:t>
             </w:r>
           </w:p>
         </w:tc>
@@ -4872,7 +4836,7 @@
                 <w:color w:val="000000"/>
                 <w:sz w:val="18"/>
               </w:rPr>
-              <w:t>TC07 至 TC13、TC21、HTTP 与浏览器</w:t>
+              <w:t>TC07~TC13、TC21~TC22、RESTful 冒烟</w:t>
             </w:r>
           </w:p>
         </w:tc>
@@ -4904,7 +4868,7 @@
                 <w:color w:val="000000"/>
                 <w:sz w:val="18"/>
               </w:rPr>
-              <w:t>FR06 至 FR08</w:t>
+              <w:t>FR06~FR08</w:t>
             </w:r>
           </w:p>
         </w:tc>
@@ -4930,7 +4894,7 @@
                 <w:color w:val="000000"/>
                 <w:sz w:val="18"/>
               </w:rPr>
-              <w:t>GeoService、GeoCanvas.vue</w:t>
+              <w:t>GeoService、DeviceController、GeoCanvas.vue、TrajectoryView.vue</w:t>
             </w:r>
           </w:p>
         </w:tc>
@@ -4956,7 +4920,7 @@
                 <w:color w:val="000000"/>
                 <w:sz w:val="18"/>
               </w:rPr>
-              <w:t>TC14 至 TC20、TC22、浏览器</w:t>
+              <w:t>TC14~TC20、TC22、浏览器自动化验收</w:t>
             </w:r>
           </w:p>
         </w:tc>
@@ -4989,7 +4953,7 @@
                 <w:color w:val="000000"/>
                 <w:sz w:val="18"/>
               </w:rPr>
-              <w:t>FR09 至 FR10</w:t>
+              <w:t>FR09~FR10</w:t>
             </w:r>
           </w:p>
         </w:tc>
@@ -5016,7 +4980,7 @@
                 <w:color w:val="000000"/>
                 <w:sz w:val="18"/>
               </w:rPr>
-              <w:t>SimulationPanel、DeviceIngestController、DeviceAccessService</w:t>
+              <w:t>DeviceIngestController、DeviceAccessService、SimulationPanel.vue</w:t>
             </w:r>
           </w:p>
         </w:tc>
@@ -5043,7 +5007,7 @@
                 <w:color w:val="000000"/>
                 <w:sz w:val="18"/>
               </w:rPr>
-              <w:t>TC20、TC23 至 TC27，V1.1 HTTP 与 Chrome 已通过</w:t>
+              <w:t>TC23~TC28、V1.1 协议集成测试</w:t>
             </w:r>
           </w:p>
         </w:tc>
